--- a/Báo-cáo.docx
+++ b/Báo-cáo.docx
@@ -612,7 +612,27 @@
           <w:sz w:val="36"/>
           <w:szCs w:val="36"/>
         </w:rPr>
-        <w:t xml:space="preserve"> TS. Nguyễn Văn Công</w:t>
+        <w:t xml:space="preserve"> TS. </w:t>
+      </w:r>
+      <w:r>
+        <w:rPr>
+          <w:rFonts w:ascii="Times New Roman" w:hAnsi="Times New Roman" w:cs="Times New Roman"/>
+          <w:b/>
+          <w:bCs/>
+          <w:sz w:val="36"/>
+          <w:szCs w:val="36"/>
+        </w:rPr>
+        <w:t xml:space="preserve">Bùi </w:t>
+      </w:r>
+      <w:r>
+        <w:rPr>
+          <w:rFonts w:ascii="Times New Roman" w:hAnsi="Times New Roman" w:cs="Times New Roman"/>
+          <w:b/>
+          <w:bCs/>
+          <w:sz w:val="36"/>
+          <w:szCs w:val="36"/>
+        </w:rPr>
+        <w:t>Văn Công</w:t>
       </w:r>
     </w:p>
     <w:p>
@@ -1529,7 +1549,6 @@
           <w:rFonts w:ascii="Times New Roman" w:hAnsi="Times New Roman" w:cs="Times New Roman"/>
           <w:sz w:val="32"/>
           <w:szCs w:val="32"/>
-          <w:lang w:val="en-US"/>
         </w:rPr>
       </w:pPr>
     </w:p>
@@ -1864,7 +1883,7 @@
           <w:sz w:val="32"/>
           <w:szCs w:val="32"/>
         </w:rPr>
-        <w:t>2.3. Các thuật toán băm phổ biến</w:t>
+        <w:t xml:space="preserve">2.3. </w:t>
       </w:r>
       <w:r>
         <w:rPr>
@@ -1872,8 +1891,23 @@
           <w:sz w:val="32"/>
           <w:szCs w:val="32"/>
         </w:rPr>
+        <w:t>Hệ mật mã hóa công khai</w:t>
+      </w:r>
+      <w:r>
+        <w:rPr>
+          <w:rFonts w:ascii="Times  New Roman" w:hAnsi="Times  New Roman"/>
+          <w:sz w:val="32"/>
+          <w:szCs w:val="32"/>
+        </w:rPr>
         <w:tab/>
-        <w:t>6</w:t>
+      </w:r>
+      <w:r>
+        <w:rPr>
+          <w:rFonts w:ascii="Times  New Roman" w:hAnsi="Times  New Roman"/>
+          <w:sz w:val="32"/>
+          <w:szCs w:val="32"/>
+        </w:rPr>
+        <w:t>8</w:t>
       </w:r>
     </w:p>
     <w:p>
@@ -2289,7 +2323,6 @@
           <w:rFonts w:ascii="Times  New Roman" w:hAnsi="Times  New Roman"/>
           <w:sz w:val="32"/>
           <w:szCs w:val="32"/>
-          <w:lang w:val="en-US"/>
         </w:rPr>
       </w:pPr>
       <w:r>
@@ -2315,7 +2348,6 @@
           <w:rFonts w:ascii="Times  New Roman" w:hAnsi="Times  New Roman"/>
           <w:sz w:val="32"/>
           <w:szCs w:val="32"/>
-          <w:lang w:val="en-US"/>
         </w:rPr>
         <w:t>6</w:t>
       </w:r>
@@ -2330,7 +2362,6 @@
           <w:rFonts w:ascii="Times  New Roman" w:hAnsi="Times  New Roman"/>
           <w:sz w:val="32"/>
           <w:szCs w:val="32"/>
-          <w:lang w:val="en-US"/>
         </w:rPr>
       </w:pPr>
       <w:r>
@@ -2356,7 +2387,6 @@
           <w:rFonts w:ascii="Times  New Roman" w:hAnsi="Times  New Roman"/>
           <w:sz w:val="32"/>
           <w:szCs w:val="32"/>
-          <w:lang w:val="en-US"/>
         </w:rPr>
         <w:t>7</w:t>
       </w:r>
@@ -2367,7 +2397,6 @@
           <w:rFonts w:ascii="Times  New Roman" w:hAnsi="Times  New Roman" w:cs="Times New Roman"/>
           <w:sz w:val="36"/>
           <w:szCs w:val="36"/>
-          <w:lang w:val="en-US"/>
         </w:rPr>
       </w:pPr>
     </w:p>
@@ -2377,7 +2406,6 @@
           <w:rFonts w:ascii="Times  New Roman" w:hAnsi="Times  New Roman" w:cs="Times New Roman"/>
           <w:sz w:val="36"/>
           <w:szCs w:val="36"/>
-          <w:lang w:val="en-US"/>
         </w:rPr>
       </w:pPr>
     </w:p>
@@ -3383,27 +3411,13 @@
       <w:pPr>
         <w:rPr>
           <w:rFonts w:ascii="Times New Roman" w:hAnsi="Times New Roman" w:cs="Times New Roman"/>
-          <w:b/>
-          <w:bCs/>
-          <w:sz w:val="28"/>
-          <w:szCs w:val="28"/>
-        </w:rPr>
-      </w:pPr>
-      <w:r>
-        <w:rPr>
-          <w:rFonts w:ascii="Times New Roman" w:hAnsi="Times New Roman" w:cs="Times New Roman"/>
-          <w:b/>
-          <w:bCs/>
-          <w:sz w:val="28"/>
-          <w:szCs w:val="28"/>
-        </w:rPr>
-        <w:t xml:space="preserve">2.3. </w:t>
-      </w:r>
-      <w:r>
-        <w:rPr>
-          <w:rFonts w:ascii="Times New Roman" w:hAnsi="Times New Roman" w:cs="Times New Roman"/>
-          <w:b/>
-          <w:bCs/>
+          <w:sz w:val="28"/>
+          <w:szCs w:val="28"/>
+        </w:rPr>
+      </w:pPr>
+      <w:r>
+        <w:rPr>
+          <w:rFonts w:ascii="Times New Roman" w:hAnsi="Times New Roman" w:cs="Times New Roman"/>
           <w:sz w:val="28"/>
           <w:szCs w:val="28"/>
         </w:rPr>
@@ -4033,185 +4047,6 @@
           <w:szCs w:val="28"/>
         </w:rPr>
       </w:pPr>
-    </w:p>
-    <w:p>
-      <w:pPr>
-        <w:rPr>
-          <w:rFonts w:ascii="Times New Roman" w:hAnsi="Times New Roman" w:cs="Times New Roman"/>
-          <w:sz w:val="28"/>
-          <w:szCs w:val="28"/>
-        </w:rPr>
-      </w:pPr>
-      <w:r>
-        <w:rPr>
-          <w:rFonts w:ascii="Times New Roman" w:hAnsi="Times New Roman" w:cs="Times New Roman"/>
-          <w:sz w:val="28"/>
-          <w:szCs w:val="28"/>
-        </w:rPr>
-        <w:t>Giả sử thông điệp</w:t>
-      </w:r>
-      <w:r>
-        <w:rPr>
-          <w:rFonts w:ascii="Times New Roman" w:hAnsi="Times New Roman" w:cs="Times New Roman"/>
-          <w:sz w:val="28"/>
-          <w:szCs w:val="28"/>
-        </w:rPr>
-        <w:t xml:space="preserve"> : </w:t>
-      </w:r>
-      <w:r>
-        <w:rPr>
-          <w:rFonts w:ascii="Times New Roman" w:hAnsi="Times New Roman" w:cs="Times New Roman"/>
-          <w:sz w:val="28"/>
-          <w:szCs w:val="28"/>
-        </w:rPr>
-        <w:t>Message = "Hello World"</w:t>
-      </w:r>
-    </w:p>
-    <w:p>
-      <w:pPr>
-        <w:pStyle w:val="ListParagraph"/>
-        <w:numPr>
-          <w:ilvl w:val="0"/>
-          <w:numId w:val="39"/>
-        </w:numPr>
-        <w:rPr>
-          <w:rFonts w:ascii="Times New Roman" w:hAnsi="Times New Roman" w:cs="Times New Roman"/>
-          <w:sz w:val="28"/>
-          <w:szCs w:val="28"/>
-        </w:rPr>
-      </w:pPr>
-      <w:r>
-        <w:rPr>
-          <w:rFonts w:ascii="Times New Roman" w:hAnsi="Times New Roman" w:cs="Times New Roman"/>
-          <w:sz w:val="28"/>
-          <w:szCs w:val="28"/>
-        </w:rPr>
-        <w:t xml:space="preserve">MD5: </w:t>
-      </w:r>
-    </w:p>
-    <w:p>
-      <w:pPr>
-        <w:pStyle w:val="ListParagraph"/>
-        <w:rPr>
-          <w:rFonts w:ascii="Times New Roman" w:hAnsi="Times New Roman" w:cs="Times New Roman"/>
-          <w:sz w:val="28"/>
-          <w:szCs w:val="28"/>
-        </w:rPr>
-      </w:pPr>
-      <w:r>
-        <w:rPr>
-          <w:rFonts w:ascii="Times New Roman" w:hAnsi="Times New Roman" w:cs="Times New Roman"/>
-          <w:sz w:val="28"/>
-          <w:szCs w:val="28"/>
-        </w:rPr>
-        <w:t>fc3ff98e8c6a0d3087d515c0473f8677</w:t>
-      </w:r>
-    </w:p>
-    <w:p>
-      <w:pPr>
-        <w:pStyle w:val="ListParagraph"/>
-        <w:numPr>
-          <w:ilvl w:val="0"/>
-          <w:numId w:val="39"/>
-        </w:numPr>
-        <w:rPr>
-          <w:rFonts w:ascii="Times New Roman" w:hAnsi="Times New Roman" w:cs="Times New Roman"/>
-          <w:sz w:val="28"/>
-          <w:szCs w:val="28"/>
-        </w:rPr>
-      </w:pPr>
-      <w:r>
-        <w:rPr>
-          <w:rFonts w:ascii="Times New Roman" w:hAnsi="Times New Roman" w:cs="Times New Roman"/>
-          <w:sz w:val="28"/>
-          <w:szCs w:val="28"/>
-        </w:rPr>
-        <w:t>SHA-256: a591a6d40bf420404a011733cfb7b190d62c65bf0bcda32b57b277d9ad9f146e</w:t>
-      </w:r>
-    </w:p>
-    <w:p>
-      <w:pPr>
-        <w:pStyle w:val="ListParagraph"/>
-        <w:numPr>
-          <w:ilvl w:val="0"/>
-          <w:numId w:val="39"/>
-        </w:numPr>
-        <w:rPr>
-          <w:rFonts w:ascii="Times New Roman" w:hAnsi="Times New Roman" w:cs="Times New Roman"/>
-          <w:sz w:val="28"/>
-          <w:szCs w:val="28"/>
-        </w:rPr>
-      </w:pPr>
-      <w:r>
-        <w:rPr>
-          <w:rFonts w:ascii="Times New Roman" w:hAnsi="Times New Roman" w:cs="Times New Roman"/>
-          <w:sz w:val="28"/>
-          <w:szCs w:val="28"/>
-        </w:rPr>
-        <w:t>SHA3-256: 644bcc7e5646dee8f5e951b37fcb64c5e8d5a438f0e0f2e7c54b4da9c6b6d9f0</w:t>
-      </w:r>
-    </w:p>
-    <w:p>
-      <w:pPr>
-        <w:rPr>
-          <w:rFonts w:ascii="Times New Roman" w:hAnsi="Times New Roman" w:cs="Times New Roman"/>
-          <w:sz w:val="28"/>
-          <w:szCs w:val="28"/>
-        </w:rPr>
-      </w:pPr>
-    </w:p>
-    <w:p>
-      <w:pPr>
-        <w:rPr>
-          <w:rFonts w:ascii="Times New Roman" w:hAnsi="Times New Roman" w:cs="Times New Roman"/>
-          <w:sz w:val="28"/>
-          <w:szCs w:val="28"/>
-        </w:rPr>
-      </w:pPr>
-    </w:p>
-    <w:p>
-      <w:pPr>
-        <w:rPr>
-          <w:rFonts w:ascii="Times New Roman" w:hAnsi="Times New Roman" w:cs="Times New Roman"/>
-          <w:sz w:val="28"/>
-          <w:szCs w:val="28"/>
-        </w:rPr>
-      </w:pPr>
-    </w:p>
-    <w:p>
-      <w:pPr>
-        <w:rPr>
-          <w:rFonts w:ascii="Times New Roman" w:hAnsi="Times New Roman" w:cs="Times New Roman"/>
-          <w:sz w:val="28"/>
-          <w:szCs w:val="28"/>
-        </w:rPr>
-      </w:pPr>
-    </w:p>
-    <w:p>
-      <w:pPr>
-        <w:rPr>
-          <w:rFonts w:ascii="Times New Roman" w:hAnsi="Times New Roman" w:cs="Times New Roman"/>
-          <w:sz w:val="28"/>
-          <w:szCs w:val="28"/>
-        </w:rPr>
-      </w:pPr>
-    </w:p>
-    <w:p>
-      <w:pPr>
-        <w:rPr>
-          <w:rFonts w:ascii="Times New Roman" w:hAnsi="Times New Roman" w:cs="Times New Roman"/>
-          <w:sz w:val="28"/>
-          <w:szCs w:val="28"/>
-        </w:rPr>
-      </w:pPr>
-      <w:r>
-        <w:rPr>
-          <w:rFonts w:ascii="Times New Roman" w:hAnsi="Times New Roman" w:cs="Times New Roman"/>
-          <w:sz w:val="28"/>
-          <w:szCs w:val="28"/>
-        </w:rPr>
-        <w:t>Chỉ cần thay đổi một ký tự nhỏ trong thông điệp, toàn bộ giá trị băm sẽ thay đổi hoàn toàn.</w:t>
-      </w:r>
     </w:p>
     <w:tbl>
       <w:tblPr>
@@ -4306,23 +4141,7 @@
                 <w:sz w:val="28"/>
                 <w:szCs w:val="28"/>
               </w:rPr>
-              <w:t>SHA-2 (SHA-</w:t>
-            </w:r>
-            <w:r>
-              <w:rPr>
-                <w:rFonts w:ascii="Times New Roman" w:hAnsi="Times New Roman" w:cs="Times New Roman"/>
-                <w:sz w:val="28"/>
-                <w:szCs w:val="28"/>
-              </w:rPr>
-              <w:t>2</w:t>
-            </w:r>
-            <w:r>
-              <w:rPr>
-                <w:rFonts w:ascii="Times New Roman" w:hAnsi="Times New Roman" w:cs="Times New Roman"/>
-                <w:sz w:val="28"/>
-                <w:szCs w:val="28"/>
-              </w:rPr>
-              <w:t>56/512)</w:t>
+              <w:t>SHA-2 (SHA-256/512)</w:t>
             </w:r>
           </w:p>
         </w:tc>
@@ -5040,13 +4859,261 @@
           <w:szCs w:val="28"/>
         </w:rPr>
       </w:pPr>
-      <w:r>
-        <w:rPr>
-          <w:rFonts w:ascii="Times New Roman" w:hAnsi="Times New Roman" w:cs="Times New Roman"/>
-          <w:sz w:val="28"/>
-          <w:szCs w:val="28"/>
-        </w:rPr>
-        <w:t xml:space="preserve">Ví dụ minh chứng </w:t>
+    </w:p>
+    <w:p>
+      <w:pPr>
+        <w:rPr>
+          <w:rFonts w:ascii="Times New Roman" w:hAnsi="Times New Roman" w:cs="Times New Roman"/>
+          <w:sz w:val="28"/>
+          <w:szCs w:val="28"/>
+        </w:rPr>
+      </w:pPr>
+      <w:r>
+        <w:rPr>
+          <w:rFonts w:ascii="Times New Roman" w:hAnsi="Times New Roman" w:cs="Times New Roman"/>
+          <w:sz w:val="28"/>
+          <w:szCs w:val="28"/>
+        </w:rPr>
+        <w:t>Giả sử thông điệp : Message = "Hello World"</w:t>
+      </w:r>
+    </w:p>
+    <w:p>
+      <w:pPr>
+        <w:pStyle w:val="ListParagraph"/>
+        <w:numPr>
+          <w:ilvl w:val="0"/>
+          <w:numId w:val="39"/>
+        </w:numPr>
+        <w:rPr>
+          <w:rFonts w:ascii="Times New Roman" w:hAnsi="Times New Roman" w:cs="Times New Roman"/>
+          <w:sz w:val="28"/>
+          <w:szCs w:val="28"/>
+        </w:rPr>
+      </w:pPr>
+      <w:r>
+        <w:rPr>
+          <w:rFonts w:ascii="Times New Roman" w:hAnsi="Times New Roman" w:cs="Times New Roman"/>
+          <w:sz w:val="28"/>
+          <w:szCs w:val="28"/>
+        </w:rPr>
+        <w:t xml:space="preserve">MD5: </w:t>
+      </w:r>
+    </w:p>
+    <w:p>
+      <w:pPr>
+        <w:pStyle w:val="ListParagraph"/>
+        <w:rPr>
+          <w:rFonts w:ascii="Times New Roman" w:hAnsi="Times New Roman" w:cs="Times New Roman"/>
+          <w:sz w:val="28"/>
+          <w:szCs w:val="28"/>
+        </w:rPr>
+      </w:pPr>
+      <w:r>
+        <w:rPr>
+          <w:rFonts w:ascii="Times New Roman" w:hAnsi="Times New Roman" w:cs="Times New Roman"/>
+          <w:sz w:val="28"/>
+          <w:szCs w:val="28"/>
+        </w:rPr>
+        <w:t>fc3ff98e8c6a0d3087d515c0473f8677</w:t>
+      </w:r>
+    </w:p>
+    <w:p>
+      <w:pPr>
+        <w:pStyle w:val="ListParagraph"/>
+        <w:numPr>
+          <w:ilvl w:val="0"/>
+          <w:numId w:val="39"/>
+        </w:numPr>
+        <w:rPr>
+          <w:rFonts w:ascii="Times New Roman" w:hAnsi="Times New Roman" w:cs="Times New Roman"/>
+          <w:sz w:val="28"/>
+          <w:szCs w:val="28"/>
+        </w:rPr>
+      </w:pPr>
+      <w:r>
+        <w:rPr>
+          <w:rFonts w:ascii="Times New Roman" w:hAnsi="Times New Roman" w:cs="Times New Roman"/>
+          <w:sz w:val="28"/>
+          <w:szCs w:val="28"/>
+        </w:rPr>
+        <w:t>SHA-256: a591a6d40bf420404a011733cfb7b190d62c65bf0bcda32b57b277d9ad9f146e</w:t>
+      </w:r>
+    </w:p>
+    <w:p>
+      <w:pPr>
+        <w:pStyle w:val="ListParagraph"/>
+        <w:numPr>
+          <w:ilvl w:val="0"/>
+          <w:numId w:val="39"/>
+        </w:numPr>
+        <w:rPr>
+          <w:rFonts w:ascii="Times New Roman" w:hAnsi="Times New Roman" w:cs="Times New Roman"/>
+          <w:sz w:val="28"/>
+          <w:szCs w:val="28"/>
+        </w:rPr>
+      </w:pPr>
+      <w:r>
+        <w:rPr>
+          <w:rFonts w:ascii="Times New Roman" w:hAnsi="Times New Roman" w:cs="Times New Roman"/>
+          <w:sz w:val="28"/>
+          <w:szCs w:val="28"/>
+        </w:rPr>
+        <w:t>SHA3-256: 644bcc7e5646dee8f5e951b37fcb64c5e8d5a438f0e0f2e7c54b4da9c6b6d9f0</w:t>
+      </w:r>
+    </w:p>
+    <w:p>
+      <w:pPr>
+        <w:rPr>
+          <w:rFonts w:ascii="Times New Roman" w:hAnsi="Times New Roman" w:cs="Times New Roman"/>
+          <w:sz w:val="28"/>
+          <w:szCs w:val="28"/>
+        </w:rPr>
+      </w:pPr>
+    </w:p>
+    <w:p>
+      <w:pPr>
+        <w:rPr>
+          <w:rFonts w:ascii="Times New Roman" w:hAnsi="Times New Roman" w:cs="Times New Roman"/>
+          <w:b/>
+          <w:bCs/>
+          <w:sz w:val="28"/>
+          <w:szCs w:val="28"/>
+        </w:rPr>
+      </w:pPr>
+      <w:r>
+        <w:rPr>
+          <w:rFonts w:ascii="Times New Roman" w:hAnsi="Times New Roman" w:cs="Times New Roman"/>
+          <w:b/>
+          <w:bCs/>
+          <w:sz w:val="28"/>
+          <w:szCs w:val="28"/>
+        </w:rPr>
+        <w:t>2.3.</w:t>
+      </w:r>
+      <w:r>
+        <w:rPr>
+          <w:rFonts w:ascii="Times New Roman" w:hAnsi="Times New Roman" w:cs="Times New Roman"/>
+          <w:b/>
+          <w:bCs/>
+          <w:sz w:val="28"/>
+          <w:szCs w:val="28"/>
+        </w:rPr>
+        <w:t xml:space="preserve"> </w:t>
+      </w:r>
+      <w:r>
+        <w:rPr>
+          <w:rFonts w:ascii="Times New Roman" w:hAnsi="Times New Roman" w:cs="Times New Roman"/>
+          <w:b/>
+          <w:bCs/>
+          <w:sz w:val="28"/>
+          <w:szCs w:val="28"/>
+        </w:rPr>
+        <w:t>Hệ mật mã khóa công khai</w:t>
+      </w:r>
+    </w:p>
+    <w:p>
+      <w:pPr>
+        <w:pStyle w:val="FirstParagraph"/>
+        <w:rPr>
+          <w:rFonts w:ascii="Times New Roman" w:hAnsi="Times New Roman" w:cs="Times New Roman"/>
+          <w:sz w:val="28"/>
+          <w:szCs w:val="28"/>
+          <w:lang w:val="vi-VN"/>
+        </w:rPr>
+      </w:pPr>
+      <w:r>
+        <w:rPr>
+          <w:rFonts w:ascii="Times New Roman" w:hAnsi="Times New Roman" w:cs="Times New Roman"/>
+          <w:sz w:val="28"/>
+          <w:szCs w:val="28"/>
+          <w:lang w:val="vi-VN"/>
+        </w:rPr>
+        <w:t xml:space="preserve">Hệ chữ ký số hoạt động hoàn toàn dựa vào nền tảng của hệ mật mã bất đối xứng (hay mật mã khóa công khai). </w:t>
+      </w:r>
+    </w:p>
+    <w:p>
+      <w:pPr>
+        <w:pStyle w:val="FirstParagraph"/>
+        <w:rPr>
+          <w:rFonts w:ascii="Times New Roman" w:hAnsi="Times New Roman" w:cs="Times New Roman"/>
+          <w:sz w:val="28"/>
+          <w:szCs w:val="28"/>
+          <w:lang w:val="vi-VN"/>
+        </w:rPr>
+      </w:pPr>
+      <w:r>
+        <w:rPr>
+          <w:rFonts w:ascii="Times New Roman" w:hAnsi="Times New Roman" w:cs="Times New Roman"/>
+          <w:sz w:val="28"/>
+          <w:szCs w:val="28"/>
+          <w:lang w:val="vi-VN"/>
+        </w:rPr>
+        <w:t xml:space="preserve">RSA hoạt động dựa trên việc sử dụng hai khóa có mối quan hệ đặc biệt về mặt toán học: </w:t>
+      </w:r>
+    </w:p>
+    <w:p>
+      <w:pPr>
+        <w:pStyle w:val="FirstParagraph"/>
+        <w:numPr>
+          <w:ilvl w:val="0"/>
+          <w:numId w:val="67"/>
+        </w:numPr>
+        <w:rPr>
+          <w:rFonts w:ascii="Times New Roman" w:hAnsi="Times New Roman" w:cs="Times New Roman"/>
+          <w:sz w:val="28"/>
+          <w:szCs w:val="28"/>
+          <w:lang w:val="vi-VN"/>
+        </w:rPr>
+      </w:pPr>
+      <w:r>
+        <w:rPr>
+          <w:rFonts w:ascii="Times New Roman" w:hAnsi="Times New Roman" w:cs="Times New Roman"/>
+          <w:sz w:val="28"/>
+          <w:szCs w:val="28"/>
+          <w:lang w:val="vi-VN"/>
+        </w:rPr>
+        <w:t xml:space="preserve">Khóa công khai (Public Key): Được công bố rộng rãi trên mạng cho mọi người. </w:t>
+      </w:r>
+    </w:p>
+    <w:p>
+      <w:pPr>
+        <w:pStyle w:val="FirstParagraph"/>
+        <w:numPr>
+          <w:ilvl w:val="0"/>
+          <w:numId w:val="67"/>
+        </w:numPr>
+        <w:rPr>
+          <w:rFonts w:ascii="Times New Roman" w:hAnsi="Times New Roman" w:cs="Times New Roman"/>
+          <w:sz w:val="28"/>
+          <w:szCs w:val="28"/>
+          <w:lang w:val="vi-VN"/>
+        </w:rPr>
+      </w:pPr>
+      <w:r>
+        <w:rPr>
+          <w:rFonts w:ascii="Times New Roman" w:hAnsi="Times New Roman" w:cs="Times New Roman"/>
+          <w:sz w:val="28"/>
+          <w:szCs w:val="28"/>
+          <w:lang w:val="vi-VN"/>
+        </w:rPr>
+        <w:t>Khóa bí mật (Private Key): Được lưu giữ an toàn tuyệt đối và chỉ có chủ nhân duy nhất nắm quyền.</w:t>
+      </w:r>
+    </w:p>
+    <w:p>
+      <w:pPr>
+        <w:rPr>
+          <w:rFonts w:ascii="Times New Roman" w:hAnsi="Times New Roman" w:cs="Times New Roman"/>
+          <w:sz w:val="28"/>
+          <w:szCs w:val="28"/>
+        </w:rPr>
+      </w:pPr>
+      <w:r>
+        <w:rPr>
+          <w:rFonts w:ascii="Times New Roman" w:hAnsi="Times New Roman" w:cs="Times New Roman"/>
+          <w:sz w:val="28"/>
+          <w:szCs w:val="28"/>
+        </w:rPr>
+        <w:t>Ví dụ</w:t>
       </w:r>
     </w:p>
     <w:p>
@@ -5291,43 +5358,6 @@
     </w:p>
     <w:p>
       <w:pPr>
-        <w:pStyle w:val="ListParagraph"/>
-        <w:rPr>
-          <w:rFonts w:ascii="Times New Roman" w:hAnsi="Times New Roman" w:cs="Times New Roman"/>
-          <w:sz w:val="28"/>
-          <w:szCs w:val="28"/>
-        </w:rPr>
-      </w:pPr>
-    </w:p>
-    <w:p>
-      <w:pPr>
-        <w:rPr>
-          <w:rFonts w:ascii="Times New Roman" w:hAnsi="Times New Roman" w:cs="Times New Roman"/>
-          <w:sz w:val="28"/>
-          <w:szCs w:val="28"/>
-        </w:rPr>
-      </w:pPr>
-    </w:p>
-    <w:p>
-      <w:pPr>
-        <w:rPr>
-          <w:rFonts w:ascii="Times New Roman" w:hAnsi="Times New Roman" w:cs="Times New Roman"/>
-          <w:sz w:val="28"/>
-          <w:szCs w:val="28"/>
-        </w:rPr>
-      </w:pPr>
-    </w:p>
-    <w:p>
-      <w:pPr>
-        <w:rPr>
-          <w:rFonts w:ascii="Times New Roman" w:hAnsi="Times New Roman" w:cs="Times New Roman"/>
-          <w:sz w:val="28"/>
-          <w:szCs w:val="28"/>
-        </w:rPr>
-      </w:pPr>
-    </w:p>
-    <w:p>
-      <w:pPr>
         <w:rPr>
           <w:rFonts w:ascii="Times New Roman" w:hAnsi="Times New Roman" w:cs="Times New Roman"/>
           <w:b/>
@@ -5342,6 +5372,7 @@
           <w:sz w:val="32"/>
           <w:szCs w:val="32"/>
         </w:rPr>
+        <w:lastRenderedPageBreak/>
         <w:t xml:space="preserve">3. Nội dung </w:t>
       </w:r>
     </w:p>
@@ -5642,6 +5673,7 @@
           <w:sz w:val="28"/>
           <w:szCs w:val="28"/>
         </w:rPr>
+        <w:lastRenderedPageBreak/>
         <w:t xml:space="preserve">b) </w:t>
       </w:r>
       <w:r>
@@ -6215,6 +6247,7 @@
           <w:sz w:val="28"/>
           <w:szCs w:val="28"/>
         </w:rPr>
+        <w:lastRenderedPageBreak/>
         <w:t xml:space="preserve">3.2. Giải thuật </w:t>
       </w:r>
     </w:p>
@@ -7138,7 +7171,6 @@
           <w:sz w:val="28"/>
           <w:szCs w:val="28"/>
         </w:rPr>
-        <w:lastRenderedPageBreak/>
         <w:t>Bước 3: Chọn số e</w:t>
       </w:r>
     </w:p>
@@ -7160,6 +7192,7 @@
           <w:sz w:val="28"/>
           <w:szCs w:val="28"/>
         </w:rPr>
+        <w:lastRenderedPageBreak/>
         <w:t>Chọn e=7, vì gcd(7,160)=1.</w:t>
       </w:r>
     </w:p>
@@ -16557,6 +16590,119 @@
     </w:lvl>
   </w:abstractNum>
   <w:abstractNum w:abstractNumId="36" w15:restartNumberingAfterBreak="0">
+    <w:nsid w:val="4C7C728B"/>
+    <w:multiLevelType w:val="hybridMultilevel"/>
+    <w:tmpl w:val="2B7C8042"/>
+    <w:lvl w:ilvl="0" w:tplc="0409000B">
+      <w:start w:val="1"/>
+      <w:numFmt w:val="bullet"/>
+      <w:lvlText w:val=""/>
+      <w:lvlJc w:val="left"/>
+      <w:pPr>
+        <w:ind w:left="720" w:hanging="360"/>
+      </w:pPr>
+      <w:rPr>
+        <w:rFonts w:ascii="Wingdings" w:hAnsi="Wingdings" w:hint="default"/>
+      </w:rPr>
+    </w:lvl>
+    <w:lvl w:ilvl="1" w:tplc="04090003" w:tentative="1">
+      <w:start w:val="1"/>
+      <w:numFmt w:val="bullet"/>
+      <w:lvlText w:val="o"/>
+      <w:lvlJc w:val="left"/>
+      <w:pPr>
+        <w:ind w:left="1440" w:hanging="360"/>
+      </w:pPr>
+      <w:rPr>
+        <w:rFonts w:ascii="Courier New" w:hAnsi="Courier New" w:cs="Courier New" w:hint="default"/>
+      </w:rPr>
+    </w:lvl>
+    <w:lvl w:ilvl="2" w:tplc="04090005" w:tentative="1">
+      <w:start w:val="1"/>
+      <w:numFmt w:val="bullet"/>
+      <w:lvlText w:val=""/>
+      <w:lvlJc w:val="left"/>
+      <w:pPr>
+        <w:ind w:left="2160" w:hanging="360"/>
+      </w:pPr>
+      <w:rPr>
+        <w:rFonts w:ascii="Wingdings" w:hAnsi="Wingdings" w:hint="default"/>
+      </w:rPr>
+    </w:lvl>
+    <w:lvl w:ilvl="3" w:tplc="04090001" w:tentative="1">
+      <w:start w:val="1"/>
+      <w:numFmt w:val="bullet"/>
+      <w:lvlText w:val=""/>
+      <w:lvlJc w:val="left"/>
+      <w:pPr>
+        <w:ind w:left="2880" w:hanging="360"/>
+      </w:pPr>
+      <w:rPr>
+        <w:rFonts w:ascii="Symbol" w:hAnsi="Symbol" w:hint="default"/>
+      </w:rPr>
+    </w:lvl>
+    <w:lvl w:ilvl="4" w:tplc="04090003" w:tentative="1">
+      <w:start w:val="1"/>
+      <w:numFmt w:val="bullet"/>
+      <w:lvlText w:val="o"/>
+      <w:lvlJc w:val="left"/>
+      <w:pPr>
+        <w:ind w:left="3600" w:hanging="360"/>
+      </w:pPr>
+      <w:rPr>
+        <w:rFonts w:ascii="Courier New" w:hAnsi="Courier New" w:cs="Courier New" w:hint="default"/>
+      </w:rPr>
+    </w:lvl>
+    <w:lvl w:ilvl="5" w:tplc="04090005" w:tentative="1">
+      <w:start w:val="1"/>
+      <w:numFmt w:val="bullet"/>
+      <w:lvlText w:val=""/>
+      <w:lvlJc w:val="left"/>
+      <w:pPr>
+        <w:ind w:left="4320" w:hanging="360"/>
+      </w:pPr>
+      <w:rPr>
+        <w:rFonts w:ascii="Wingdings" w:hAnsi="Wingdings" w:hint="default"/>
+      </w:rPr>
+    </w:lvl>
+    <w:lvl w:ilvl="6" w:tplc="04090001" w:tentative="1">
+      <w:start w:val="1"/>
+      <w:numFmt w:val="bullet"/>
+      <w:lvlText w:val=""/>
+      <w:lvlJc w:val="left"/>
+      <w:pPr>
+        <w:ind w:left="5040" w:hanging="360"/>
+      </w:pPr>
+      <w:rPr>
+        <w:rFonts w:ascii="Symbol" w:hAnsi="Symbol" w:hint="default"/>
+      </w:rPr>
+    </w:lvl>
+    <w:lvl w:ilvl="7" w:tplc="04090003" w:tentative="1">
+      <w:start w:val="1"/>
+      <w:numFmt w:val="bullet"/>
+      <w:lvlText w:val="o"/>
+      <w:lvlJc w:val="left"/>
+      <w:pPr>
+        <w:ind w:left="5760" w:hanging="360"/>
+      </w:pPr>
+      <w:rPr>
+        <w:rFonts w:ascii="Courier New" w:hAnsi="Courier New" w:cs="Courier New" w:hint="default"/>
+      </w:rPr>
+    </w:lvl>
+    <w:lvl w:ilvl="8" w:tplc="04090005" w:tentative="1">
+      <w:start w:val="1"/>
+      <w:numFmt w:val="bullet"/>
+      <w:lvlText w:val=""/>
+      <w:lvlJc w:val="left"/>
+      <w:pPr>
+        <w:ind w:left="6480" w:hanging="360"/>
+      </w:pPr>
+      <w:rPr>
+        <w:rFonts w:ascii="Wingdings" w:hAnsi="Wingdings" w:hint="default"/>
+      </w:rPr>
+    </w:lvl>
+  </w:abstractNum>
+  <w:abstractNum w:abstractNumId="37" w15:restartNumberingAfterBreak="0">
     <w:nsid w:val="4C9B27A0"/>
     <w:multiLevelType w:val="hybridMultilevel"/>
     <w:tmpl w:val="C60A0E9E"/>
@@ -16669,7 +16815,7 @@
       </w:rPr>
     </w:lvl>
   </w:abstractNum>
-  <w:abstractNum w:abstractNumId="37" w15:restartNumberingAfterBreak="0">
+  <w:abstractNum w:abstractNumId="38" w15:restartNumberingAfterBreak="0">
     <w:nsid w:val="4E35104C"/>
     <w:multiLevelType w:val="multilevel"/>
     <w:tmpl w:val="A9885A0A"/>
@@ -16782,7 +16928,7 @@
       </w:pPr>
     </w:lvl>
   </w:abstractNum>
-  <w:abstractNum w:abstractNumId="38" w15:restartNumberingAfterBreak="0">
+  <w:abstractNum w:abstractNumId="39" w15:restartNumberingAfterBreak="0">
     <w:nsid w:val="4EA379CB"/>
     <w:multiLevelType w:val="hybridMultilevel"/>
     <w:tmpl w:val="436C17DC"/>
@@ -16895,7 +17041,7 @@
       </w:rPr>
     </w:lvl>
   </w:abstractNum>
-  <w:abstractNum w:abstractNumId="39" w15:restartNumberingAfterBreak="0">
+  <w:abstractNum w:abstractNumId="40" w15:restartNumberingAfterBreak="0">
     <w:nsid w:val="4F122D5F"/>
     <w:multiLevelType w:val="multilevel"/>
     <w:tmpl w:val="C2188BA6"/>
@@ -17008,7 +17154,7 @@
       </w:pPr>
     </w:lvl>
   </w:abstractNum>
-  <w:abstractNum w:abstractNumId="40" w15:restartNumberingAfterBreak="0">
+  <w:abstractNum w:abstractNumId="41" w15:restartNumberingAfterBreak="0">
     <w:nsid w:val="504C2E1F"/>
     <w:multiLevelType w:val="hybridMultilevel"/>
     <w:tmpl w:val="1598BD00"/>
@@ -17121,7 +17267,7 @@
       </w:rPr>
     </w:lvl>
   </w:abstractNum>
-  <w:abstractNum w:abstractNumId="41" w15:restartNumberingAfterBreak="0">
+  <w:abstractNum w:abstractNumId="42" w15:restartNumberingAfterBreak="0">
     <w:nsid w:val="52096A82"/>
     <w:multiLevelType w:val="hybridMultilevel"/>
     <w:tmpl w:val="98FC78F6"/>
@@ -17234,7 +17380,7 @@
       </w:rPr>
     </w:lvl>
   </w:abstractNum>
-  <w:abstractNum w:abstractNumId="42" w15:restartNumberingAfterBreak="0">
+  <w:abstractNum w:abstractNumId="43" w15:restartNumberingAfterBreak="0">
     <w:nsid w:val="53065525"/>
     <w:multiLevelType w:val="hybridMultilevel"/>
     <w:tmpl w:val="00E25B1E"/>
@@ -17347,7 +17493,7 @@
       </w:rPr>
     </w:lvl>
   </w:abstractNum>
-  <w:abstractNum w:abstractNumId="43" w15:restartNumberingAfterBreak="0">
+  <w:abstractNum w:abstractNumId="44" w15:restartNumberingAfterBreak="0">
     <w:nsid w:val="5350593F"/>
     <w:multiLevelType w:val="hybridMultilevel"/>
     <w:tmpl w:val="2EE203E4"/>
@@ -17460,7 +17606,7 @@
       </w:rPr>
     </w:lvl>
   </w:abstractNum>
-  <w:abstractNum w:abstractNumId="44" w15:restartNumberingAfterBreak="0">
+  <w:abstractNum w:abstractNumId="45" w15:restartNumberingAfterBreak="0">
     <w:nsid w:val="564C6122"/>
     <w:multiLevelType w:val="hybridMultilevel"/>
     <w:tmpl w:val="551C7978"/>
@@ -17573,7 +17719,7 @@
       </w:rPr>
     </w:lvl>
   </w:abstractNum>
-  <w:abstractNum w:abstractNumId="45" w15:restartNumberingAfterBreak="0">
+  <w:abstractNum w:abstractNumId="46" w15:restartNumberingAfterBreak="0">
     <w:nsid w:val="56635A04"/>
     <w:multiLevelType w:val="hybridMultilevel"/>
     <w:tmpl w:val="327284D2"/>
@@ -17686,7 +17832,7 @@
       </w:rPr>
     </w:lvl>
   </w:abstractNum>
-  <w:abstractNum w:abstractNumId="46" w15:restartNumberingAfterBreak="0">
+  <w:abstractNum w:abstractNumId="47" w15:restartNumberingAfterBreak="0">
     <w:nsid w:val="57A51E27"/>
     <w:multiLevelType w:val="hybridMultilevel"/>
     <w:tmpl w:val="DB1076A6"/>
@@ -17799,7 +17945,7 @@
       </w:rPr>
     </w:lvl>
   </w:abstractNum>
-  <w:abstractNum w:abstractNumId="47" w15:restartNumberingAfterBreak="0">
+  <w:abstractNum w:abstractNumId="48" w15:restartNumberingAfterBreak="0">
     <w:nsid w:val="590153C7"/>
     <w:multiLevelType w:val="hybridMultilevel"/>
     <w:tmpl w:val="7D8AA6E2"/>
@@ -17912,7 +18058,7 @@
       </w:rPr>
     </w:lvl>
   </w:abstractNum>
-  <w:abstractNum w:abstractNumId="48" w15:restartNumberingAfterBreak="0">
+  <w:abstractNum w:abstractNumId="49" w15:restartNumberingAfterBreak="0">
     <w:nsid w:val="5A6D5F4B"/>
     <w:multiLevelType w:val="hybridMultilevel"/>
     <w:tmpl w:val="28688B84"/>
@@ -18025,7 +18171,7 @@
       </w:rPr>
     </w:lvl>
   </w:abstractNum>
-  <w:abstractNum w:abstractNumId="49" w15:restartNumberingAfterBreak="0">
+  <w:abstractNum w:abstractNumId="50" w15:restartNumberingAfterBreak="0">
     <w:nsid w:val="5F841963"/>
     <w:multiLevelType w:val="multilevel"/>
     <w:tmpl w:val="81901152"/>
@@ -18174,7 +18320,7 @@
       </w:rPr>
     </w:lvl>
   </w:abstractNum>
-  <w:abstractNum w:abstractNumId="50" w15:restartNumberingAfterBreak="0">
+  <w:abstractNum w:abstractNumId="51" w15:restartNumberingAfterBreak="0">
     <w:nsid w:val="5FC8525D"/>
     <w:multiLevelType w:val="hybridMultilevel"/>
     <w:tmpl w:val="E62A770A"/>
@@ -18287,7 +18433,7 @@
       </w:rPr>
     </w:lvl>
   </w:abstractNum>
-  <w:abstractNum w:abstractNumId="51" w15:restartNumberingAfterBreak="0">
+  <w:abstractNum w:abstractNumId="52" w15:restartNumberingAfterBreak="0">
     <w:nsid w:val="63EB0686"/>
     <w:multiLevelType w:val="hybridMultilevel"/>
     <w:tmpl w:val="D9346014"/>
@@ -18400,7 +18546,7 @@
       </w:rPr>
     </w:lvl>
   </w:abstractNum>
-  <w:abstractNum w:abstractNumId="52" w15:restartNumberingAfterBreak="0">
+  <w:abstractNum w:abstractNumId="53" w15:restartNumberingAfterBreak="0">
     <w:nsid w:val="66DE1374"/>
     <w:multiLevelType w:val="hybridMultilevel"/>
     <w:tmpl w:val="EB7A601C"/>
@@ -18513,7 +18659,7 @@
       </w:rPr>
     </w:lvl>
   </w:abstractNum>
-  <w:abstractNum w:abstractNumId="53" w15:restartNumberingAfterBreak="0">
+  <w:abstractNum w:abstractNumId="54" w15:restartNumberingAfterBreak="0">
     <w:nsid w:val="68890C77"/>
     <w:multiLevelType w:val="hybridMultilevel"/>
     <w:tmpl w:val="EC8AFE48"/>
@@ -18626,7 +18772,7 @@
       </w:rPr>
     </w:lvl>
   </w:abstractNum>
-  <w:abstractNum w:abstractNumId="54" w15:restartNumberingAfterBreak="0">
+  <w:abstractNum w:abstractNumId="55" w15:restartNumberingAfterBreak="0">
     <w:nsid w:val="68C640CB"/>
     <w:multiLevelType w:val="multilevel"/>
     <w:tmpl w:val="126402CC"/>
@@ -18775,7 +18921,7 @@
       </w:rPr>
     </w:lvl>
   </w:abstractNum>
-  <w:abstractNum w:abstractNumId="55" w15:restartNumberingAfterBreak="0">
+  <w:abstractNum w:abstractNumId="56" w15:restartNumberingAfterBreak="0">
     <w:nsid w:val="698275C1"/>
     <w:multiLevelType w:val="hybridMultilevel"/>
     <w:tmpl w:val="92323486"/>
@@ -18888,7 +19034,7 @@
       </w:rPr>
     </w:lvl>
   </w:abstractNum>
-  <w:abstractNum w:abstractNumId="56" w15:restartNumberingAfterBreak="0">
+  <w:abstractNum w:abstractNumId="57" w15:restartNumberingAfterBreak="0">
     <w:nsid w:val="6A55102A"/>
     <w:multiLevelType w:val="hybridMultilevel"/>
     <w:tmpl w:val="7E227DEC"/>
@@ -19001,7 +19147,7 @@
       </w:rPr>
     </w:lvl>
   </w:abstractNum>
-  <w:abstractNum w:abstractNumId="57" w15:restartNumberingAfterBreak="0">
+  <w:abstractNum w:abstractNumId="58" w15:restartNumberingAfterBreak="0">
     <w:nsid w:val="701D4984"/>
     <w:multiLevelType w:val="hybridMultilevel"/>
     <w:tmpl w:val="39527DDC"/>
@@ -19090,7 +19236,7 @@
       </w:pPr>
     </w:lvl>
   </w:abstractNum>
-  <w:abstractNum w:abstractNumId="58" w15:restartNumberingAfterBreak="0">
+  <w:abstractNum w:abstractNumId="59" w15:restartNumberingAfterBreak="0">
     <w:nsid w:val="712F6263"/>
     <w:multiLevelType w:val="hybridMultilevel"/>
     <w:tmpl w:val="8DD6AEEC"/>
@@ -19203,7 +19349,7 @@
       </w:rPr>
     </w:lvl>
   </w:abstractNum>
-  <w:abstractNum w:abstractNumId="59" w15:restartNumberingAfterBreak="0">
+  <w:abstractNum w:abstractNumId="60" w15:restartNumberingAfterBreak="0">
     <w:nsid w:val="7450758D"/>
     <w:multiLevelType w:val="hybridMultilevel"/>
     <w:tmpl w:val="F47CB8CE"/>
@@ -19316,7 +19462,7 @@
       </w:rPr>
     </w:lvl>
   </w:abstractNum>
-  <w:abstractNum w:abstractNumId="60" w15:restartNumberingAfterBreak="0">
+  <w:abstractNum w:abstractNumId="61" w15:restartNumberingAfterBreak="0">
     <w:nsid w:val="74B22CE2"/>
     <w:multiLevelType w:val="hybridMultilevel"/>
     <w:tmpl w:val="0C0ED738"/>
@@ -19429,7 +19575,7 @@
       </w:rPr>
     </w:lvl>
   </w:abstractNum>
-  <w:abstractNum w:abstractNumId="61" w15:restartNumberingAfterBreak="0">
+  <w:abstractNum w:abstractNumId="62" w15:restartNumberingAfterBreak="0">
     <w:nsid w:val="762F4204"/>
     <w:multiLevelType w:val="hybridMultilevel"/>
     <w:tmpl w:val="CFAEE4EC"/>
@@ -19542,7 +19688,7 @@
       </w:rPr>
     </w:lvl>
   </w:abstractNum>
-  <w:abstractNum w:abstractNumId="62" w15:restartNumberingAfterBreak="0">
+  <w:abstractNum w:abstractNumId="63" w15:restartNumberingAfterBreak="0">
     <w:nsid w:val="788A2711"/>
     <w:multiLevelType w:val="multilevel"/>
     <w:tmpl w:val="C9A2C0BE"/>
@@ -19691,7 +19837,7 @@
       </w:rPr>
     </w:lvl>
   </w:abstractNum>
-  <w:abstractNum w:abstractNumId="63" w15:restartNumberingAfterBreak="0">
+  <w:abstractNum w:abstractNumId="64" w15:restartNumberingAfterBreak="0">
     <w:nsid w:val="794647F1"/>
     <w:multiLevelType w:val="hybridMultilevel"/>
     <w:tmpl w:val="76561D20"/>
@@ -19804,7 +19950,7 @@
       </w:rPr>
     </w:lvl>
   </w:abstractNum>
-  <w:abstractNum w:abstractNumId="64" w15:restartNumberingAfterBreak="0">
+  <w:abstractNum w:abstractNumId="65" w15:restartNumberingAfterBreak="0">
     <w:nsid w:val="7AC7065B"/>
     <w:multiLevelType w:val="hybridMultilevel"/>
     <w:tmpl w:val="2A9274C2"/>
@@ -19917,10 +20063,10 @@
       </w:rPr>
     </w:lvl>
   </w:abstractNum>
-  <w:abstractNum w:abstractNumId="65" w15:restartNumberingAfterBreak="0">
+  <w:abstractNum w:abstractNumId="66" w15:restartNumberingAfterBreak="0">
     <w:nsid w:val="7BAE06EE"/>
     <w:multiLevelType w:val="hybridMultilevel"/>
-    <w:tmpl w:val="FFAAC550"/>
+    <w:tmpl w:val="F7D67D62"/>
     <w:lvl w:ilvl="0" w:tplc="0409000B">
       <w:start w:val="1"/>
       <w:numFmt w:val="bullet"/>
@@ -20034,19 +20180,19 @@
     <w:abstractNumId w:val="19"/>
   </w:num>
   <w:num w:numId="2" w16cid:durableId="951009902">
-    <w:abstractNumId w:val="41"/>
+    <w:abstractNumId w:val="42"/>
   </w:num>
   <w:num w:numId="3" w16cid:durableId="96752301">
     <w:abstractNumId w:val="33"/>
   </w:num>
   <w:num w:numId="4" w16cid:durableId="586574762">
-    <w:abstractNumId w:val="50"/>
+    <w:abstractNumId w:val="51"/>
   </w:num>
   <w:num w:numId="5" w16cid:durableId="1970432151">
-    <w:abstractNumId w:val="65"/>
+    <w:abstractNumId w:val="66"/>
   </w:num>
   <w:num w:numId="6" w16cid:durableId="32001257">
-    <w:abstractNumId w:val="36"/>
+    <w:abstractNumId w:val="37"/>
   </w:num>
   <w:num w:numId="7" w16cid:durableId="27682144">
     <w:abstractNumId w:val="34"/>
@@ -20061,13 +20207,13 @@
     <w:abstractNumId w:val="4"/>
   </w:num>
   <w:num w:numId="11" w16cid:durableId="1062293085">
-    <w:abstractNumId w:val="43"/>
+    <w:abstractNumId w:val="44"/>
   </w:num>
   <w:num w:numId="12" w16cid:durableId="2005476152">
-    <w:abstractNumId w:val="56"/>
+    <w:abstractNumId w:val="57"/>
   </w:num>
   <w:num w:numId="13" w16cid:durableId="1295717386">
-    <w:abstractNumId w:val="53"/>
+    <w:abstractNumId w:val="54"/>
   </w:num>
   <w:num w:numId="14" w16cid:durableId="216278512">
     <w:abstractNumId w:val="27"/>
@@ -20079,13 +20225,13 @@
     <w:abstractNumId w:val="8"/>
   </w:num>
   <w:num w:numId="17" w16cid:durableId="1308247098">
-    <w:abstractNumId w:val="46"/>
+    <w:abstractNumId w:val="47"/>
   </w:num>
   <w:num w:numId="18" w16cid:durableId="1882356770">
     <w:abstractNumId w:val="21"/>
   </w:num>
   <w:num w:numId="19" w16cid:durableId="913276360">
-    <w:abstractNumId w:val="42"/>
+    <w:abstractNumId w:val="43"/>
   </w:num>
   <w:num w:numId="20" w16cid:durableId="109206142">
     <w:abstractNumId w:val="28"/>
@@ -20094,34 +20240,34 @@
     <w:abstractNumId w:val="11"/>
   </w:num>
   <w:num w:numId="22" w16cid:durableId="927159514">
-    <w:abstractNumId w:val="64"/>
+    <w:abstractNumId w:val="65"/>
   </w:num>
   <w:num w:numId="23" w16cid:durableId="769857008">
-    <w:abstractNumId w:val="59"/>
+    <w:abstractNumId w:val="60"/>
   </w:num>
   <w:num w:numId="24" w16cid:durableId="1164472528">
-    <w:abstractNumId w:val="47"/>
+    <w:abstractNumId w:val="48"/>
   </w:num>
   <w:num w:numId="25" w16cid:durableId="793255388">
     <w:abstractNumId w:val="16"/>
   </w:num>
   <w:num w:numId="26" w16cid:durableId="861893083">
-    <w:abstractNumId w:val="58"/>
+    <w:abstractNumId w:val="59"/>
   </w:num>
   <w:num w:numId="27" w16cid:durableId="1324510463">
     <w:abstractNumId w:val="1"/>
   </w:num>
   <w:num w:numId="28" w16cid:durableId="559942411">
-    <w:abstractNumId w:val="45"/>
+    <w:abstractNumId w:val="46"/>
   </w:num>
   <w:num w:numId="29" w16cid:durableId="603733100">
     <w:abstractNumId w:val="7"/>
   </w:num>
   <w:num w:numId="30" w16cid:durableId="766075940">
-    <w:abstractNumId w:val="40"/>
+    <w:abstractNumId w:val="41"/>
   </w:num>
   <w:num w:numId="31" w16cid:durableId="1128014710">
-    <w:abstractNumId w:val="51"/>
+    <w:abstractNumId w:val="52"/>
   </w:num>
   <w:num w:numId="32" w16cid:durableId="824514079">
     <w:abstractNumId w:val="25"/>
@@ -20133,7 +20279,7 @@
     <w:abstractNumId w:val="23"/>
   </w:num>
   <w:num w:numId="35" w16cid:durableId="1065181312">
-    <w:abstractNumId w:val="52"/>
+    <w:abstractNumId w:val="53"/>
   </w:num>
   <w:num w:numId="36" w16cid:durableId="1092975776">
     <w:abstractNumId w:val="9"/>
@@ -20142,7 +20288,7 @@
     <w:abstractNumId w:val="14"/>
   </w:num>
   <w:num w:numId="38" w16cid:durableId="1506674301">
-    <w:abstractNumId w:val="49"/>
+    <w:abstractNumId w:val="50"/>
   </w:num>
   <w:num w:numId="39" w16cid:durableId="1967656453">
     <w:abstractNumId w:val="10"/>
@@ -20154,10 +20300,10 @@
     <w:abstractNumId w:val="31"/>
   </w:num>
   <w:num w:numId="42" w16cid:durableId="1986858623">
-    <w:abstractNumId w:val="62"/>
+    <w:abstractNumId w:val="63"/>
   </w:num>
   <w:num w:numId="43" w16cid:durableId="1350720293">
-    <w:abstractNumId w:val="54"/>
+    <w:abstractNumId w:val="55"/>
   </w:num>
   <w:num w:numId="44" w16cid:durableId="490298617">
     <w:abstractNumId w:val="35"/>
@@ -20178,10 +20324,10 @@
     <w:abstractNumId w:val="26"/>
   </w:num>
   <w:num w:numId="50" w16cid:durableId="1114911035">
-    <w:abstractNumId w:val="38"/>
+    <w:abstractNumId w:val="39"/>
   </w:num>
   <w:num w:numId="51" w16cid:durableId="1473257969">
-    <w:abstractNumId w:val="44"/>
+    <w:abstractNumId w:val="45"/>
   </w:num>
   <w:num w:numId="52" w16cid:durableId="1167479426">
     <w:abstractNumId w:val="5"/>
@@ -20190,25 +20336,25 @@
     <w:abstractNumId w:val="6"/>
   </w:num>
   <w:num w:numId="54" w16cid:durableId="353655207">
-    <w:abstractNumId w:val="57"/>
+    <w:abstractNumId w:val="58"/>
   </w:num>
   <w:num w:numId="55" w16cid:durableId="1839688580">
-    <w:abstractNumId w:val="60"/>
+    <w:abstractNumId w:val="61"/>
   </w:num>
   <w:num w:numId="56" w16cid:durableId="1866213938">
-    <w:abstractNumId w:val="63"/>
+    <w:abstractNumId w:val="64"/>
   </w:num>
   <w:num w:numId="57" w16cid:durableId="567304012">
     <w:abstractNumId w:val="15"/>
   </w:num>
   <w:num w:numId="58" w16cid:durableId="187453444">
-    <w:abstractNumId w:val="61"/>
+    <w:abstractNumId w:val="62"/>
   </w:num>
   <w:num w:numId="59" w16cid:durableId="382800777">
     <w:abstractNumId w:val="12"/>
   </w:num>
   <w:num w:numId="60" w16cid:durableId="1253389914">
-    <w:abstractNumId w:val="55"/>
+    <w:abstractNumId w:val="56"/>
   </w:num>
   <w:num w:numId="61" w16cid:durableId="427194164">
     <w:abstractNumId w:val="32"/>
@@ -20217,16 +20363,19 @@
     <w:abstractNumId w:val="17"/>
   </w:num>
   <w:num w:numId="63" w16cid:durableId="1852144239">
-    <w:abstractNumId w:val="39"/>
+    <w:abstractNumId w:val="40"/>
   </w:num>
   <w:num w:numId="64" w16cid:durableId="1612205459">
-    <w:abstractNumId w:val="37"/>
+    <w:abstractNumId w:val="38"/>
   </w:num>
   <w:num w:numId="65" w16cid:durableId="852493202">
     <w:abstractNumId w:val="20"/>
   </w:num>
   <w:num w:numId="66" w16cid:durableId="434525345">
-    <w:abstractNumId w:val="48"/>
+    <w:abstractNumId w:val="49"/>
+  </w:num>
+  <w:num w:numId="67" w16cid:durableId="239365515">
+    <w:abstractNumId w:val="36"/>
   </w:num>
   <w:numIdMacAtCleanup w:val="49"/>
 </w:numbering>
@@ -20839,6 +20988,7 @@
   <w:style w:type="character" w:default="1" w:styleId="DefaultParagraphFont">
     <w:name w:val="Default Paragraph Font"/>
     <w:uiPriority w:val="1"/>
+    <w:semiHidden/>
     <w:unhideWhenUsed/>
   </w:style>
   <w:style w:type="table" w:default="1" w:styleId="TableNormal">
@@ -21274,6 +21424,45 @@
       <w14:ligatures w14:val="none"/>
     </w:rPr>
   </w:style>
+  <w:style w:type="paragraph" w:customStyle="1" w:styleId="FirstParagraph">
+    <w:name w:val="First Paragraph"/>
+    <w:basedOn w:val="BodyText"/>
+    <w:next w:val="BodyText"/>
+    <w:qFormat/>
+    <w:rsid w:val="00504404"/>
+    <w:pPr>
+      <w:spacing w:before="180" w:after="180" w:line="240" w:lineRule="auto"/>
+    </w:pPr>
+    <w:rPr>
+      <w:rFonts w:eastAsiaTheme="minorEastAsia"/>
+      <w:kern w:val="0"/>
+      <w:lang w:val="en-US" w:eastAsia="zh-CN"/>
+      <w14:ligatures w14:val="none"/>
+    </w:rPr>
+  </w:style>
+  <w:style w:type="paragraph" w:styleId="BodyText">
+    <w:name w:val="Body Text"/>
+    <w:basedOn w:val="Normal"/>
+    <w:link w:val="BodyTextChar"/>
+    <w:uiPriority w:val="99"/>
+    <w:semiHidden/>
+    <w:unhideWhenUsed/>
+    <w:rsid w:val="00504404"/>
+    <w:pPr>
+      <w:spacing w:after="120"/>
+    </w:pPr>
+  </w:style>
+  <w:style w:type="character" w:customStyle="1" w:styleId="BodyTextChar">
+    <w:name w:val="Body Text Char"/>
+    <w:basedOn w:val="DefaultParagraphFont"/>
+    <w:link w:val="BodyText"/>
+    <w:uiPriority w:val="99"/>
+    <w:semiHidden/>
+    <w:rsid w:val="00504404"/>
+    <w:rPr>
+      <w:lang w:val="vi-VN"/>
+    </w:rPr>
+  </w:style>
 </w:styles>
 </file>
 
